--- a/prog_s3l3.docx
+++ b/prog_s3l3.docx
@@ -438,8 +438,274 @@
       </w:r>
     </w:p>
     <w:p>
+      <w:pPr>
+        <w:rPr>
+          <w:lang w:val="en-US"/>
+        </w:rPr>
+      </w:pPr>
       <w:r>
         <w:t>Сравнить содержимое файлов, обратить внимание, как представлены данные одного и того же типа в обоих файлах.</w:t>
+      </w:r>
+    </w:p>
+    <w:tbl>
+      <w:tblPr>
+        <w:tblStyle w:val="af0"/>
+        <w:tblW w:w="0" w:type="auto"/>
+        <w:tblLook w:val="04A0" w:firstRow="1" w:lastRow="0" w:firstColumn="1" w:lastColumn="0" w:noHBand="0" w:noVBand="1"/>
+      </w:tblPr>
+      <w:tblGrid>
+        <w:gridCol w:w="10456"/>
+      </w:tblGrid>
+      <w:tr>
+        <w:tc>
+          <w:tcPr>
+            <w:tcW w:w="10456" w:type="dxa"/>
+          </w:tcPr>
+          <w:p>
+            <w:pPr>
+              <w:ind w:firstLine="0"/>
+              <w:rPr>
+                <w:noProof/>
+                <w14:ligatures w14:val="standardContextual"/>
+              </w:rPr>
+            </w:pPr>
+            <w:r>
+              <w:rPr>
+                <w:noProof/>
+                <w:lang w:val="en-US"/>
+                <w14:ligatures w14:val="standardContextual"/>
+              </w:rPr>
+              <w:t xml:space="preserve">data.bin (43 </w:t>
+            </w:r>
+            <w:r>
+              <w:rPr>
+                <w:noProof/>
+                <w14:ligatures w14:val="standardContextual"/>
+              </w:rPr>
+              <w:t>байта)</w:t>
+            </w:r>
+          </w:p>
+        </w:tc>
+      </w:tr>
+      <w:tr>
+        <w:tc>
+          <w:tcPr>
+            <w:tcW w:w="10456" w:type="dxa"/>
+          </w:tcPr>
+          <w:p>
+            <w:pPr>
+              <w:ind w:firstLine="0"/>
+              <w:rPr>
+                <w:noProof/>
+                <w14:ligatures w14:val="standardContextual"/>
+              </w:rPr>
+            </w:pPr>
+            <w:r>
+              <w:rPr>
+                <w:noProof/>
+              </w:rPr>
+              <w:drawing>
+                <wp:inline distT="0" distB="0" distL="0" distR="0" wp14:anchorId="40A1B429" wp14:editId="26DC6DB9">
+                  <wp:extent cx="6645910" cy="3653155"/>
+                  <wp:effectExtent l="0" t="0" r="2540" b="4445"/>
+                  <wp:docPr id="797174981" name="Рисунок 3"/>
+                  <wp:cNvGraphicFramePr>
+                    <a:graphicFrameLocks xmlns:a="http://schemas.openxmlformats.org/drawingml/2006/main" noChangeAspect="1"/>
+                  </wp:cNvGraphicFramePr>
+                  <a:graphic xmlns:a="http://schemas.openxmlformats.org/drawingml/2006/main">
+                    <a:graphicData uri="http://schemas.openxmlformats.org/drawingml/2006/picture">
+                      <pic:pic xmlns:pic="http://schemas.openxmlformats.org/drawingml/2006/picture">
+                        <pic:nvPicPr>
+                          <pic:cNvPr id="0" name="Picture 3"/>
+                          <pic:cNvPicPr>
+                            <a:picLocks noChangeAspect="1" noChangeArrowheads="1"/>
+                          </pic:cNvPicPr>
+                        </pic:nvPicPr>
+                        <pic:blipFill>
+                          <a:blip r:embed="rId8">
+                            <a:extLst>
+                              <a:ext uri="{28A0092B-C50C-407E-A947-70E740481C1C}">
+                                <a14:useLocalDpi xmlns:a14="http://schemas.microsoft.com/office/drawing/2010/main" val="0"/>
+                              </a:ext>
+                            </a:extLst>
+                          </a:blip>
+                          <a:srcRect/>
+                          <a:stretch>
+                            <a:fillRect/>
+                          </a:stretch>
+                        </pic:blipFill>
+                        <pic:spPr bwMode="auto">
+                          <a:xfrm>
+                            <a:off x="0" y="0"/>
+                            <a:ext cx="6645910" cy="3653155"/>
+                          </a:xfrm>
+                          <a:prstGeom prst="rect">
+                            <a:avLst/>
+                          </a:prstGeom>
+                          <a:noFill/>
+                          <a:ln>
+                            <a:noFill/>
+                          </a:ln>
+                        </pic:spPr>
+                      </pic:pic>
+                    </a:graphicData>
+                  </a:graphic>
+                </wp:inline>
+              </w:drawing>
+            </w:r>
+          </w:p>
+        </w:tc>
+      </w:tr>
+      <w:tr>
+        <w:tc>
+          <w:tcPr>
+            <w:tcW w:w="10456" w:type="dxa"/>
+          </w:tcPr>
+          <w:p>
+            <w:pPr>
+              <w:ind w:firstLine="0"/>
+              <w:rPr>
+                <w:noProof/>
+                <w14:ligatures w14:val="standardContextual"/>
+              </w:rPr>
+            </w:pPr>
+            <w:r>
+              <w:rPr>
+                <w:noProof/>
+                <w:lang w:val="en-US"/>
+                <w14:ligatures w14:val="standardContextual"/>
+              </w:rPr>
+              <w:lastRenderedPageBreak/>
+              <w:t xml:space="preserve">data.txt (109 </w:t>
+            </w:r>
+            <w:r>
+              <w:rPr>
+                <w:noProof/>
+                <w14:ligatures w14:val="standardContextual"/>
+              </w:rPr>
+              <w:t>байт)</w:t>
+            </w:r>
+          </w:p>
+        </w:tc>
+      </w:tr>
+      <w:tr>
+        <w:tc>
+          <w:tcPr>
+            <w:tcW w:w="10456" w:type="dxa"/>
+          </w:tcPr>
+          <w:p>
+            <w:pPr>
+              <w:ind w:firstLine="0"/>
+              <w:rPr>
+                <w:noProof/>
+                <w14:ligatures w14:val="standardContextual"/>
+              </w:rPr>
+            </w:pPr>
+            <w:r>
+              <w:rPr>
+                <w:noProof/>
+                <w14:ligatures w14:val="standardContextual"/>
+              </w:rPr>
+              <w:drawing>
+                <wp:inline distT="0" distB="0" distL="0" distR="0" wp14:anchorId="45D11EDA" wp14:editId="5017B5CF">
+                  <wp:extent cx="5782482" cy="5439534"/>
+                  <wp:effectExtent l="0" t="0" r="8890" b="8890"/>
+                  <wp:docPr id="647537508" name="Рисунок 1"/>
+                  <wp:cNvGraphicFramePr>
+                    <a:graphicFrameLocks xmlns:a="http://schemas.openxmlformats.org/drawingml/2006/main" noChangeAspect="1"/>
+                  </wp:cNvGraphicFramePr>
+                  <a:graphic xmlns:a="http://schemas.openxmlformats.org/drawingml/2006/main">
+                    <a:graphicData uri="http://schemas.openxmlformats.org/drawingml/2006/picture">
+                      <pic:pic xmlns:pic="http://schemas.openxmlformats.org/drawingml/2006/picture">
+                        <pic:nvPicPr>
+                          <pic:cNvPr id="647537508" name=""/>
+                          <pic:cNvPicPr/>
+                        </pic:nvPicPr>
+                        <pic:blipFill>
+                          <a:blip r:embed="rId9"/>
+                          <a:stretch>
+                            <a:fillRect/>
+                          </a:stretch>
+                        </pic:blipFill>
+                        <pic:spPr>
+                          <a:xfrm>
+                            <a:off x="0" y="0"/>
+                            <a:ext cx="5782482" cy="5439534"/>
+                          </a:xfrm>
+                          <a:prstGeom prst="rect">
+                            <a:avLst/>
+                          </a:prstGeom>
+                        </pic:spPr>
+                      </pic:pic>
+                    </a:graphicData>
+                  </a:graphic>
+                </wp:inline>
+              </w:drawing>
+            </w:r>
+          </w:p>
+          <w:p>
+            <w:pPr>
+              <w:ind w:firstLine="0"/>
+              <w:rPr>
+                <w:rFonts w:ascii="Bahnschrift SemiBold" w:hAnsi="Bahnschrift SemiBold"/>
+                <w:b/>
+                <w:bCs/>
+                <w:noProof/>
+                <w:lang w:val="en-US"/>
+                <w14:ligatures w14:val="standardContextual"/>
+              </w:rPr>
+            </w:pPr>
+            <w:r>
+              <w:rPr>
+                <w:rFonts w:ascii="Bahnschrift SemiBold" w:hAnsi="Bahnschrift SemiBold"/>
+                <w:b/>
+                <w:bCs/>
+                <w:noProof/>
+                <w:lang w:val="en-US"/>
+                <w14:ligatures w14:val="standardContextual"/>
+              </w:rPr>
+              <w:t>{"_last_name": "Ryazantsev", "_age":"24", "_average_score":"96.30",</w:t>
+            </w:r>
+            <w:r>
+              <w:rPr>
+                <w:rFonts w:ascii="Bahnschrift SemiBold" w:hAnsi="Bahnschrift SemiBold"/>
+                <w:b/>
+                <w:bCs/>
+                <w:noProof/>
+                <w:lang w:val="en-US"/>
+                <w14:ligatures w14:val="standardContextual"/>
+              </w:rPr>
+              <w:t xml:space="preserve"> </w:t>
+            </w:r>
+            <w:r>
+              <w:rPr>
+                <w:rFonts w:ascii="Bahnschrift SemiBold" w:hAnsi="Bahnschrift SemiBold"/>
+                <w:b/>
+                <w:bCs/>
+                <w:noProof/>
+                <w:lang w:val="en-US"/>
+                <w14:ligatures w14:val="standardContextual"/>
+              </w:rPr>
+              <w:t>"_score_sum":"96.30", "_score_count":"1"}</w:t>
+            </w:r>
+          </w:p>
+        </w:tc>
+      </w:tr>
+    </w:tbl>
+    <w:p>
+      <w:pPr>
+        <w:ind w:firstLine="0"/>
+        <w:rPr>
+          <w:lang w:val="en-US"/>
+        </w:rPr>
+      </w:pPr>
+      <w:r>
+        <w:rPr>
+          <w:noProof/>
+          <w:lang w:val="en-US"/>
+          <w14:ligatures w14:val="standardContextual"/>
+        </w:rPr>
+        <w:t xml:space="preserve"> </w:t>
       </w:r>
     </w:p>
     <w:p>
@@ -447,8 +713,14 @@
         <w:suppressAutoHyphens w:val="0"/>
         <w:spacing w:after="160" w:line="259" w:lineRule="auto"/>
         <w:ind w:firstLine="0"/>
-      </w:pPr>
-      <w:r>
+        <w:rPr>
+          <w:lang w:val="en-US"/>
+        </w:rPr>
+      </w:pPr>
+      <w:r>
+        <w:rPr>
+          <w:lang w:val="en-US"/>
+        </w:rPr>
         <w:br w:type="page"/>
       </w:r>
     </w:p>
@@ -1035,53 +1307,32 @@
     <w:p>
       <w:pPr>
         <w:pStyle w:val="code"/>
-        <w:rPr>
-          <w:lang w:val="ru-RU"/>
-        </w:rPr>
       </w:pPr>
       <w:r>
         <w:t xml:space="preserve">    </w:t>
       </w:r>
       <w:r>
-        <w:rPr>
-          <w:lang w:val="ru-RU"/>
-        </w:rPr>
         <w:t>};</w:t>
       </w:r>
     </w:p>
     <w:p>
       <w:pPr>
         <w:pStyle w:val="code"/>
-        <w:rPr>
-          <w:lang w:val="ru-RU"/>
-        </w:rPr>
-      </w:pPr>
-      <w:r>
-        <w:rPr>
-          <w:lang w:val="ru-RU"/>
-        </w:rPr>
+      </w:pPr>
+      <w:r>
         <w:t>}</w:t>
       </w:r>
     </w:p>
     <w:p>
       <w:pPr>
         <w:pStyle w:val="code"/>
-        <w:rPr>
-          <w:lang w:val="ru-RU"/>
-        </w:rPr>
-      </w:pPr>
-    </w:p>
-    <w:p>
-      <w:pPr>
-        <w:pStyle w:val="code"/>
-        <w:rPr>
-          <w:lang w:val="ru-RU"/>
-        </w:rPr>
-      </w:pPr>
-      <w:r>
-        <w:rPr>
-          <w:lang w:val="ru-RU"/>
-        </w:rPr>
+      </w:pPr>
+    </w:p>
+    <w:p>
+      <w:pPr>
+        <w:pStyle w:val="code"/>
+      </w:pPr>
+      <w:r>
         <w:t>#endif //S3L1_STUDENT_DATA_H</w:t>
       </w:r>
     </w:p>
@@ -3739,40 +3990,25 @@
     <w:p>
       <w:pPr>
         <w:pStyle w:val="code"/>
-        <w:rPr>
-          <w:lang w:val="ru-RU"/>
-        </w:rPr>
       </w:pPr>
       <w:r>
         <w:t xml:space="preserve">    </w:t>
       </w:r>
       <w:r>
-        <w:rPr>
-          <w:lang w:val="ru-RU"/>
-        </w:rPr>
         <w:t>}</w:t>
       </w:r>
     </w:p>
     <w:p>
       <w:pPr>
         <w:pStyle w:val="code"/>
-        <w:rPr>
-          <w:lang w:val="ru-RU"/>
-        </w:rPr>
-      </w:pPr>
-      <w:r>
-        <w:rPr>
-          <w:lang w:val="ru-RU"/>
-        </w:rPr>
+      </w:pPr>
+      <w:r>
         <w:t>}</w:t>
       </w:r>
     </w:p>
     <w:p>
       <w:pPr>
         <w:pStyle w:val="code"/>
-        <w:rPr>
-          <w:lang w:val="ru-RU"/>
-        </w:rPr>
       </w:pPr>
     </w:p>
     <w:p>
@@ -6212,6 +6448,7 @@
     </w:p>
     <w:p>
       <w:pPr>
+        <w:ind w:firstLine="0"/>
         <w:rPr>
           <w:lang w:eastAsia="en-US"/>
         </w:rPr>
@@ -6389,7 +6626,7 @@
       </w:pPr>
     </w:p>
     <w:sectPr>
-      <w:footerReference w:type="first" r:id="rId8"/>
+      <w:footerReference w:type="first" r:id="rId10"/>
       <w:pgSz w:w="11906" w:h="16838"/>
       <w:pgMar w:top="720" w:right="720" w:bottom="720" w:left="720" w:header="708" w:footer="708" w:gutter="0"/>
       <w:cols w:space="708"/>
@@ -7379,6 +7616,7 @@
   <w:style w:type="character" w:default="1" w:styleId="a0">
     <w:name w:val="Default Paragraph Font"/>
     <w:uiPriority w:val="1"/>
+    <w:semiHidden/>
     <w:unhideWhenUsed/>
   </w:style>
   <w:style w:type="table" w:default="1" w:styleId="a1">
